--- a/output/docx/es/BUFRCREX_TableB_es_21.docx
+++ b/output/docx/es/BUFRCREX_TableB_es_21.docx
@@ -26945,7 +26945,7 @@
                 <w:b w:val="0"/>
                 <w:sz w:val="16"/>
               </w:rPr>
-              <w:t>Note 11: No debería utilizarse el descriptor 3 01 002.</w:t>
+              <w:t>Note B11: El descriptor 0 21 189 es similar al descriptor 0 21 177, pero con un valor de referencia negativo.</w:t>
             </w:r>
           </w:p>
         </w:tc>
